--- a/templates/VA Template.docx
+++ b/templates/VA Template.docx
@@ -3751,8 +3751,13 @@
         <w:t>s</w:t>
       </w:r>
       <w:r>
-        <w:t>es the Common Vulnerability Scoring System (CVSS) version 4.0</w:t>
-      </w:r>
+        <w:t xml:space="preserve">es the Common Vulnerability Scoring System (CVSS) version </w:t>
+      </w:r>
+      <w:fldSimple w:instr=" DOCPROPERTY  CVSS_Version  \* MERGEFORMAT ">
+        <w:r>
+          <w:t>[3.1/4.0]</w:t>
+        </w:r>
+      </w:fldSimple>
       <w:r>
         <w:t xml:space="preserve"> t</w:t>
       </w:r>
